--- a/templates/template_preventif_mini.docx
+++ b/templates/template_preventif_mini.docx
@@ -184,7 +184,24 @@
           <w:sz w:val="24"/>
           <w:szCs w:val="24"/>
         </w:rPr>
-        <w:t xml:space="preserve"> kami yang bertanda tangan di bawah ini menyatakan bersama bahwa telah dilakukan pekerjaan seperti yang tercantum, di lokasi </w:t>
+        <w:t xml:space="preserve"> kami yang bertanda tangan di bawah ini menyatakan bersama bahwa telah dilakukan pekerjaan seperti yang tercantum, di </w:t>
+      </w:r>
+      <w:r>
+        <w:rPr>
+          <w:rFonts w:ascii="Basic" w:eastAsia="Basic" w:hAnsi="Basic" w:cs="Basic"/>
+          <w:sz w:val="24"/>
+          <w:szCs w:val="24"/>
+          <w:lang w:val="en-US"/>
+        </w:rPr>
+        <w:t>PT</w:t>
+      </w:r>
+      <w:r>
+        <w:rPr>
+          <w:rFonts w:ascii="Basic" w:eastAsia="Basic" w:hAnsi="Basic" w:cs="Basic"/>
+          <w:sz w:val="24"/>
+          <w:szCs w:val="24"/>
+        </w:rPr>
+        <w:t xml:space="preserve"> </w:t>
       </w:r>
       <w:r>
         <w:rPr>
@@ -202,7 +219,7 @@
           <w:szCs w:val="24"/>
           <w:lang w:val="en-US"/>
         </w:rPr>
-        <w:t>alamat</w:t>
+        <w:t>site</w:t>
       </w:r>
       <w:r>
         <w:rPr>
@@ -2102,7 +2119,7 @@
         <v:shape id="4098" o:spid="_x0000_i1026" type="#_x0000_t75" style="width:450.8pt;height:6.9pt;visibility:visible;mso-wrap-distance-left:0;mso-wrap-distance-right:0">
           <v:imagedata r:id="rId1" o:title="" embosscolor="white"/>
         </v:shape>
-        <o:OLEObject Type="Embed" ProgID="CorelDraw.Graphic.16" ShapeID="4098" DrawAspect="Content" ObjectID="_1850980377" r:id="rId2"/>
+        <o:OLEObject Type="Embed" ProgID="CorelDraw.Graphic.16" ShapeID="4098" DrawAspect="Content" ObjectID="_1850990514" r:id="rId2"/>
       </w:object>
     </w:r>
     <w:r>
@@ -2444,7 +2461,7 @@
           <v:imagedata r:id="rId1" o:title="" embosscolor="white"/>
           <w10:wrap anchorx="margin"/>
         </v:shape>
-        <o:OLEObject Type="Embed" ProgID="CorelDraw.Graphic.16" ShapeID="4097" DrawAspect="Content" ObjectID="_1850980378" r:id="rId2"/>
+        <o:OLEObject Type="Embed" ProgID="CorelDraw.Graphic.16" ShapeID="4097" DrawAspect="Content" ObjectID="_1850990515" r:id="rId2"/>
       </w:object>
     </w:r>
   </w:p>

--- a/templates/template_preventif_mini.docx
+++ b/templates/template_preventif_mini.docx
@@ -2044,8 +2044,12 @@
       </w:pPr>
     </w:p>
     <w:sectPr>
-      <w:headerReference w:type="default" r:id="rId7"/>
-      <w:footerReference w:type="default" r:id="rId8"/>
+      <w:headerReference w:type="even" r:id="rId7"/>
+      <w:headerReference w:type="default" r:id="rId8"/>
+      <w:footerReference w:type="even" r:id="rId9"/>
+      <w:footerReference w:type="default" r:id="rId10"/>
+      <w:headerReference w:type="first" r:id="rId11"/>
+      <w:footerReference w:type="first" r:id="rId12"/>
       <w:pgSz w:w="11906" w:h="16838"/>
       <w:pgMar w:top="1814" w:right="1440" w:bottom="1440" w:left="1440" w:header="708" w:footer="1591" w:gutter="0"/>
       <w:pgNumType w:start="1"/>
@@ -2082,6 +2086,16 @@
 
 <file path=word/footer1.xml><?xml version="1.0" encoding="utf-8"?>
 <w:ftr xmlns:wpc="http://schemas.microsoft.com/office/word/2010/wordprocessingCanvas" xmlns:cx="http://schemas.microsoft.com/office/drawing/2014/chartex" xmlns:cx1="http://schemas.microsoft.com/office/drawing/2015/9/8/chartex" xmlns:cx2="http://schemas.microsoft.com/office/drawing/2015/10/21/chartex" xmlns:cx3="http://schemas.microsoft.com/office/drawing/2016/5/9/chartex" xmlns:cx4="http://schemas.microsoft.com/office/drawing/2016/5/10/chartex" xmlns:cx5="http://schemas.microsoft.com/office/drawing/2016/5/11/chartex" xmlns:cx6="http://schemas.microsoft.com/office/drawing/2016/5/12/chartex" xmlns:cx7="http://schemas.microsoft.com/office/drawing/2016/5/13/chartex" xmlns:cx8="http://schemas.microsoft.com/office/drawing/2016/5/14/chartex" xmlns:mc="http://schemas.openxmlformats.org/markup-compatibility/2006" xmlns:aink="http://schemas.microsoft.com/office/drawing/2016/ink" xmlns:am3d="http://schemas.microsoft.com/office/drawing/2017/model3d" xmlns:o="urn:schemas-microsoft-com:office:office" xmlns:r="http://schemas.openxmlformats.org/officeDocument/2006/relationships" xmlns:m="http://schemas.openxmlformats.org/officeDocument/2006/math" xmlns:v="urn:schemas-microsoft-com:vml" xmlns:wp14="http://schemas.microsoft.com/office/word/2010/wordprocessingDrawing" xmlns:wp="http://schemas.openxmlformats.org/drawingml/2006/wordprocessingDrawing" xmlns:w10="urn:schemas-microsoft-com:office:word" xmlns:w="http://schemas.openxmlformats.org/wordprocessingml/2006/main" xmlns:w14="http://schemas.microsoft.com/office/word/2010/wordml" xmlns:w15="http://schemas.microsoft.com/office/word/2012/wordml" xmlns:w16cex="http://schemas.microsoft.com/office/word/2018/wordml/cex" xmlns:w16cid="http://schemas.microsoft.com/office/word/2016/wordml/cid" xmlns:w16="http://schemas.microsoft.com/office/word/2018/wordml" xmlns:w16sdtdh="http://schemas.microsoft.com/office/word/2020/wordml/sdtdatahash" xmlns:w16se="http://schemas.microsoft.com/office/word/2015/wordml/symex" xmlns:wpg="http://schemas.microsoft.com/office/word/2010/wordprocessingGroup" xmlns:wpi="http://schemas.microsoft.com/office/word/2010/wordprocessingInk" xmlns:wne="http://schemas.microsoft.com/office/word/2006/wordml" xmlns:wps="http://schemas.microsoft.com/office/word/2010/wordprocessingShape" mc:Ignorable="w14 w15 w16se w16cid w16 w16cex w16sdtdh wp14">
+  <w:p>
+    <w:pPr>
+      <w:pStyle w:val="Footer"/>
+    </w:pPr>
+  </w:p>
+</w:ftr>
+</file>
+
+<file path=word/footer2.xml><?xml version="1.0" encoding="utf-8"?>
+<w:ftr xmlns:wpc="http://schemas.microsoft.com/office/word/2010/wordprocessingCanvas" xmlns:cx="http://schemas.microsoft.com/office/drawing/2014/chartex" xmlns:cx1="http://schemas.microsoft.com/office/drawing/2015/9/8/chartex" xmlns:cx2="http://schemas.microsoft.com/office/drawing/2015/10/21/chartex" xmlns:cx3="http://schemas.microsoft.com/office/drawing/2016/5/9/chartex" xmlns:cx4="http://schemas.microsoft.com/office/drawing/2016/5/10/chartex" xmlns:cx5="http://schemas.microsoft.com/office/drawing/2016/5/11/chartex" xmlns:cx6="http://schemas.microsoft.com/office/drawing/2016/5/12/chartex" xmlns:cx7="http://schemas.microsoft.com/office/drawing/2016/5/13/chartex" xmlns:cx8="http://schemas.microsoft.com/office/drawing/2016/5/14/chartex" xmlns:mc="http://schemas.openxmlformats.org/markup-compatibility/2006" xmlns:aink="http://schemas.microsoft.com/office/drawing/2016/ink" xmlns:am3d="http://schemas.microsoft.com/office/drawing/2017/model3d" xmlns:o="urn:schemas-microsoft-com:office:office" xmlns:r="http://schemas.openxmlformats.org/officeDocument/2006/relationships" xmlns:m="http://schemas.openxmlformats.org/officeDocument/2006/math" xmlns:v="urn:schemas-microsoft-com:vml" xmlns:wp14="http://schemas.microsoft.com/office/word/2010/wordprocessingDrawing" xmlns:wp="http://schemas.openxmlformats.org/drawingml/2006/wordprocessingDrawing" xmlns:w10="urn:schemas-microsoft-com:office:word" xmlns:w="http://schemas.openxmlformats.org/wordprocessingml/2006/main" xmlns:w14="http://schemas.microsoft.com/office/word/2010/wordml" xmlns:w15="http://schemas.microsoft.com/office/word/2012/wordml" xmlns:w16cex="http://schemas.microsoft.com/office/word/2018/wordml/cex" xmlns:w16cid="http://schemas.microsoft.com/office/word/2016/wordml/cid" xmlns:w16="http://schemas.microsoft.com/office/word/2018/wordml" xmlns:w16sdtdh="http://schemas.microsoft.com/office/word/2020/wordml/sdtdatahash" xmlns:w16se="http://schemas.microsoft.com/office/word/2015/wordml/symex" xmlns:wpg="http://schemas.microsoft.com/office/word/2010/wordprocessingGroup" xmlns:wpi="http://schemas.microsoft.com/office/word/2010/wordprocessingInk" xmlns:wne="http://schemas.microsoft.com/office/word/2006/wordml" xmlns:wps="http://schemas.microsoft.com/office/word/2010/wordprocessingShape" mc:Ignorable="w14 w15 w16se w16cid w16 w16cex w16sdtdh wp14">
   <w:bookmarkStart w:id="1" w:name="bookmark=id.30j0zll" w:colFirst="0" w:colLast="0"/>
   <w:bookmarkEnd w:id="1"/>
   <w:p>
@@ -2116,10 +2130,10 @@
           <v:path o:extrusionok="f" gradientshapeok="t" o:connecttype="rect"/>
           <o:lock v:ext="edit" aspectratio="t"/>
         </v:shapetype>
-        <v:shape id="4098" o:spid="_x0000_i1026" type="#_x0000_t75" style="width:450.8pt;height:6.9pt;visibility:visible;mso-wrap-distance-left:0;mso-wrap-distance-right:0">
+        <v:shape id="4098" o:spid="_x0000_i1026" type="#_x0000_t75" style="width:450.75pt;height:6.75pt;visibility:visible;mso-wrap-distance-left:0;mso-wrap-distance-right:0">
           <v:imagedata r:id="rId1" o:title="" embosscolor="white"/>
         </v:shape>
-        <o:OLEObject Type="Embed" ProgID="CorelDraw.Graphic.16" ShapeID="4098" DrawAspect="Content" ObjectID="_1850990514" r:id="rId2"/>
+        <o:OLEObject Type="Embed" ProgID="CorelDraw.Graphic.16" ShapeID="4098" DrawAspect="Content" ObjectID="_1854258527" r:id="rId2"/>
       </w:object>
     </w:r>
     <w:r>
@@ -2193,14 +2207,6 @@
     </w:r>
     <w:r>
       <w:rPr>
-        <w:color w:val="000000"/>
-        <w:sz w:val="20"/>
-        <w:szCs w:val="20"/>
-      </w:rPr>
-      <w:t>FACTORY</w:t>
-    </w:r>
-    <w:r>
-      <w:rPr>
         <w:rStyle w:val="apple-tab-span"/>
         <w:color w:val="000000"/>
         <w:sz w:val="20"/>
@@ -2249,27 +2255,25 @@
       </w:rPr>
       <w:tab/>
     </w:r>
-    <w:r>
+  </w:p>
+  <w:p>
+    <w:pPr>
+      <w:pStyle w:val="NormalWeb"/>
+      <w:spacing w:before="0" w:beforeAutospacing="0" w:after="0" w:afterAutospacing="0"/>
       <w:rPr>
         <w:color w:val="000000"/>
         <w:sz w:val="20"/>
         <w:szCs w:val="20"/>
       </w:rPr>
-      <w:t>Jl. Jakarta No. 24, Bandung 40272</w:t>
-    </w:r>
-  </w:p>
-  <w:p>
-    <w:pPr>
-      <w:pStyle w:val="NormalWeb"/>
-      <w:spacing w:before="0" w:beforeAutospacing="0" w:after="0" w:afterAutospacing="0"/>
     </w:pPr>
     <w:r>
       <w:rPr>
         <w:color w:val="000000"/>
         <w:sz w:val="20"/>
         <w:szCs w:val="20"/>
+        <w:lang w:val="id-ID"/>
       </w:rPr>
-      <w:t>HP: 0812-1432-1083</w:t>
+      <w:t>www.getsensync.com</w:t>
     </w:r>
     <w:r>
       <w:rPr>
@@ -2277,115 +2281,20 @@
         <w:color w:val="000000"/>
         <w:sz w:val="20"/>
         <w:szCs w:val="20"/>
+        <w:lang w:val="id-ID"/>
       </w:rPr>
       <w:tab/>
     </w:r>
-    <w:r>
-      <w:rPr>
-        <w:rStyle w:val="apple-tab-span"/>
-        <w:color w:val="000000"/>
-        <w:sz w:val="20"/>
-        <w:szCs w:val="20"/>
-      </w:rPr>
-      <w:tab/>
-    </w:r>
-    <w:r>
-      <w:rPr>
-        <w:rStyle w:val="apple-tab-span"/>
-        <w:color w:val="000000"/>
-        <w:sz w:val="20"/>
-        <w:szCs w:val="20"/>
-      </w:rPr>
-      <w:tab/>
-    </w:r>
-    <w:r>
-      <w:rPr>
-        <w:rStyle w:val="apple-tab-span"/>
-        <w:color w:val="000000"/>
-        <w:sz w:val="20"/>
-        <w:szCs w:val="20"/>
-      </w:rPr>
-      <w:tab/>
-    </w:r>
-    <w:r>
-      <w:rPr>
-        <w:color w:val="000000"/>
-        <w:sz w:val="20"/>
-        <w:szCs w:val="20"/>
-      </w:rPr>
-      <w:t xml:space="preserve">Email: </w:t>
-    </w:r>
-    <w:hyperlink r:id="rId3" w:history="1">
-      <w:r>
-        <w:rPr>
-          <w:rStyle w:val="Hyperlink"/>
-          <w:color w:val="000000"/>
-          <w:sz w:val="20"/>
-          <w:szCs w:val="20"/>
-        </w:rPr>
-        <w:t>info@getsensync.com</w:t>
-      </w:r>
-    </w:hyperlink>
   </w:p>
+</w:ftr>
+</file>
+
+<file path=word/footer3.xml><?xml version="1.0" encoding="utf-8"?>
+<w:ftr xmlns:wpc="http://schemas.microsoft.com/office/word/2010/wordprocessingCanvas" xmlns:cx="http://schemas.microsoft.com/office/drawing/2014/chartex" xmlns:cx1="http://schemas.microsoft.com/office/drawing/2015/9/8/chartex" xmlns:cx2="http://schemas.microsoft.com/office/drawing/2015/10/21/chartex" xmlns:cx3="http://schemas.microsoft.com/office/drawing/2016/5/9/chartex" xmlns:cx4="http://schemas.microsoft.com/office/drawing/2016/5/10/chartex" xmlns:cx5="http://schemas.microsoft.com/office/drawing/2016/5/11/chartex" xmlns:cx6="http://schemas.microsoft.com/office/drawing/2016/5/12/chartex" xmlns:cx7="http://schemas.microsoft.com/office/drawing/2016/5/13/chartex" xmlns:cx8="http://schemas.microsoft.com/office/drawing/2016/5/14/chartex" xmlns:mc="http://schemas.openxmlformats.org/markup-compatibility/2006" xmlns:aink="http://schemas.microsoft.com/office/drawing/2016/ink" xmlns:am3d="http://schemas.microsoft.com/office/drawing/2017/model3d" xmlns:o="urn:schemas-microsoft-com:office:office" xmlns:r="http://schemas.openxmlformats.org/officeDocument/2006/relationships" xmlns:m="http://schemas.openxmlformats.org/officeDocument/2006/math" xmlns:v="urn:schemas-microsoft-com:vml" xmlns:wp14="http://schemas.microsoft.com/office/word/2010/wordprocessingDrawing" xmlns:wp="http://schemas.openxmlformats.org/drawingml/2006/wordprocessingDrawing" xmlns:w10="urn:schemas-microsoft-com:office:word" xmlns:w="http://schemas.openxmlformats.org/wordprocessingml/2006/main" xmlns:w14="http://schemas.microsoft.com/office/word/2010/wordml" xmlns:w15="http://schemas.microsoft.com/office/word/2012/wordml" xmlns:w16cex="http://schemas.microsoft.com/office/word/2018/wordml/cex" xmlns:w16cid="http://schemas.microsoft.com/office/word/2016/wordml/cid" xmlns:w16="http://schemas.microsoft.com/office/word/2018/wordml" xmlns:w16sdtdh="http://schemas.microsoft.com/office/word/2020/wordml/sdtdatahash" xmlns:w16se="http://schemas.microsoft.com/office/word/2015/wordml/symex" xmlns:wpg="http://schemas.microsoft.com/office/word/2010/wordprocessingGroup" xmlns:wpi="http://schemas.microsoft.com/office/word/2010/wordprocessingInk" xmlns:wne="http://schemas.microsoft.com/office/word/2006/wordml" xmlns:wps="http://schemas.microsoft.com/office/word/2010/wordprocessingShape" mc:Ignorable="w14 w15 w16se w16cid w16 w16cex w16sdtdh wp14">
   <w:p>
     <w:pPr>
-      <w:pBdr>
-        <w:top w:val="nil"/>
-        <w:left w:val="nil"/>
-        <w:bottom w:val="nil"/>
-        <w:right w:val="nil"/>
-        <w:between w:val="nil"/>
-      </w:pBdr>
-      <w:tabs>
-        <w:tab w:val="left" w:pos="4253"/>
-        <w:tab w:val="center" w:pos="4513"/>
-        <w:tab w:val="right" w:pos="9026"/>
-      </w:tabs>
-      <w:spacing w:after="0" w:line="240" w:lineRule="auto"/>
-      <w:ind w:left="2410"/>
-      <w:rPr>
-        <w:rFonts w:ascii="Times New Roman" w:eastAsia="Times New Roman" w:hAnsi="Times New Roman" w:cs="Times New Roman"/>
-        <w:color w:val="000000"/>
-        <w:sz w:val="20"/>
-        <w:szCs w:val="20"/>
-      </w:rPr>
+      <w:pStyle w:val="Footer"/>
     </w:pPr>
-    <w:r>
-      <w:rPr>
-        <w:rStyle w:val="apple-tab-span"/>
-        <w:color w:val="000000"/>
-        <w:sz w:val="20"/>
-        <w:szCs w:val="20"/>
-      </w:rPr>
-      <w:tab/>
-    </w:r>
-    <w:r>
-      <w:rPr>
-        <w:rStyle w:val="apple-tab-span"/>
-        <w:color w:val="000000"/>
-        <w:sz w:val="20"/>
-        <w:szCs w:val="20"/>
-      </w:rPr>
-      <w:tab/>
-    </w:r>
-    <w:r>
-      <w:rPr>
-        <w:rStyle w:val="apple-tab-span"/>
-        <w:color w:val="000000"/>
-        <w:sz w:val="20"/>
-        <w:szCs w:val="20"/>
-        <w:lang w:val="en-US"/>
-      </w:rPr>
-      <w:t xml:space="preserve"> </w:t>
-    </w:r>
-    <w:r>
-      <w:rPr>
-        <w:color w:val="000000"/>
-        <w:sz w:val="20"/>
-        <w:szCs w:val="20"/>
-      </w:rPr>
-      <w:t>http://www.getsensync.com</w:t>
-    </w:r>
   </w:p>
 </w:ftr>
 </file>
@@ -2416,6 +2325,16 @@
 </file>
 
 <file path=word/header1.xml><?xml version="1.0" encoding="utf-8"?>
+<w:hdr xmlns:wpc="http://schemas.microsoft.com/office/word/2010/wordprocessingCanvas" xmlns:cx="http://schemas.microsoft.com/office/drawing/2014/chartex" xmlns:cx1="http://schemas.microsoft.com/office/drawing/2015/9/8/chartex" xmlns:cx2="http://schemas.microsoft.com/office/drawing/2015/10/21/chartex" xmlns:cx3="http://schemas.microsoft.com/office/drawing/2016/5/9/chartex" xmlns:cx4="http://schemas.microsoft.com/office/drawing/2016/5/10/chartex" xmlns:cx5="http://schemas.microsoft.com/office/drawing/2016/5/11/chartex" xmlns:cx6="http://schemas.microsoft.com/office/drawing/2016/5/12/chartex" xmlns:cx7="http://schemas.microsoft.com/office/drawing/2016/5/13/chartex" xmlns:cx8="http://schemas.microsoft.com/office/drawing/2016/5/14/chartex" xmlns:mc="http://schemas.openxmlformats.org/markup-compatibility/2006" xmlns:aink="http://schemas.microsoft.com/office/drawing/2016/ink" xmlns:am3d="http://schemas.microsoft.com/office/drawing/2017/model3d" xmlns:o="urn:schemas-microsoft-com:office:office" xmlns:r="http://schemas.openxmlformats.org/officeDocument/2006/relationships" xmlns:m="http://schemas.openxmlformats.org/officeDocument/2006/math" xmlns:v="urn:schemas-microsoft-com:vml" xmlns:wp14="http://schemas.microsoft.com/office/word/2010/wordprocessingDrawing" xmlns:wp="http://schemas.openxmlformats.org/drawingml/2006/wordprocessingDrawing" xmlns:w10="urn:schemas-microsoft-com:office:word" xmlns:w="http://schemas.openxmlformats.org/wordprocessingml/2006/main" xmlns:w14="http://schemas.microsoft.com/office/word/2010/wordml" xmlns:w15="http://schemas.microsoft.com/office/word/2012/wordml" xmlns:w16cex="http://schemas.microsoft.com/office/word/2018/wordml/cex" xmlns:w16cid="http://schemas.microsoft.com/office/word/2016/wordml/cid" xmlns:w16="http://schemas.microsoft.com/office/word/2018/wordml" xmlns:w16sdtdh="http://schemas.microsoft.com/office/word/2020/wordml/sdtdatahash" xmlns:w16se="http://schemas.microsoft.com/office/word/2015/wordml/symex" xmlns:wpg="http://schemas.microsoft.com/office/word/2010/wordprocessingGroup" xmlns:wpi="http://schemas.microsoft.com/office/word/2010/wordprocessingInk" xmlns:wne="http://schemas.microsoft.com/office/word/2006/wordml" xmlns:wps="http://schemas.microsoft.com/office/word/2010/wordprocessingShape" mc:Ignorable="w14 w15 w16se w16cid w16 w16cex w16sdtdh wp14">
+  <w:p>
+    <w:pPr>
+      <w:pStyle w:val="Header"/>
+    </w:pPr>
+  </w:p>
+</w:hdr>
+</file>
+
+<file path=word/header2.xml><?xml version="1.0" encoding="utf-8"?>
 <w:hdr xmlns:wpc="http://schemas.microsoft.com/office/word/2010/wordprocessingCanvas" xmlns:cx="http://schemas.microsoft.com/office/drawing/2014/chartex" xmlns:cx1="http://schemas.microsoft.com/office/drawing/2015/9/8/chartex" xmlns:cx2="http://schemas.microsoft.com/office/drawing/2015/10/21/chartex" xmlns:cx3="http://schemas.microsoft.com/office/drawing/2016/5/9/chartex" xmlns:cx4="http://schemas.microsoft.com/office/drawing/2016/5/10/chartex" xmlns:cx5="http://schemas.microsoft.com/office/drawing/2016/5/11/chartex" xmlns:cx6="http://schemas.microsoft.com/office/drawing/2016/5/12/chartex" xmlns:cx7="http://schemas.microsoft.com/office/drawing/2016/5/13/chartex" xmlns:cx8="http://schemas.microsoft.com/office/drawing/2016/5/14/chartex" xmlns:mc="http://schemas.openxmlformats.org/markup-compatibility/2006" xmlns:aink="http://schemas.microsoft.com/office/drawing/2016/ink" xmlns:am3d="http://schemas.microsoft.com/office/drawing/2017/model3d" xmlns:o="urn:schemas-microsoft-com:office:office" xmlns:r="http://schemas.openxmlformats.org/officeDocument/2006/relationships" xmlns:m="http://schemas.openxmlformats.org/officeDocument/2006/math" xmlns:v="urn:schemas-microsoft-com:vml" xmlns:wp14="http://schemas.microsoft.com/office/word/2010/wordprocessingDrawing" xmlns:wp="http://schemas.openxmlformats.org/drawingml/2006/wordprocessingDrawing" xmlns:w10="urn:schemas-microsoft-com:office:word" xmlns:w="http://schemas.openxmlformats.org/wordprocessingml/2006/main" xmlns:w14="http://schemas.microsoft.com/office/word/2010/wordml" xmlns:w15="http://schemas.microsoft.com/office/word/2012/wordml" xmlns:w16cex="http://schemas.microsoft.com/office/word/2018/wordml/cex" xmlns:w16cid="http://schemas.microsoft.com/office/word/2016/wordml/cid" xmlns:w16="http://schemas.microsoft.com/office/word/2018/wordml" xmlns:w16sdtdh="http://schemas.microsoft.com/office/word/2020/wordml/sdtdatahash" xmlns:w16se="http://schemas.microsoft.com/office/word/2015/wordml/symex" xmlns:wpg="http://schemas.microsoft.com/office/word/2010/wordprocessingGroup" xmlns:wpi="http://schemas.microsoft.com/office/word/2010/wordprocessingInk" xmlns:wne="http://schemas.microsoft.com/office/word/2006/wordml" xmlns:wps="http://schemas.microsoft.com/office/word/2010/wordprocessingShape" mc:Ignorable="w14 w15 w16se w16cid w16 w16cex w16sdtdh wp14">
   <w:p>
     <w:pPr>
@@ -2461,9 +2380,19 @@
           <v:imagedata r:id="rId1" o:title="" embosscolor="white"/>
           <w10:wrap anchorx="margin"/>
         </v:shape>
-        <o:OLEObject Type="Embed" ProgID="CorelDraw.Graphic.16" ShapeID="4097" DrawAspect="Content" ObjectID="_1850990515" r:id="rId2"/>
+        <o:OLEObject Type="Embed" ProgID="CorelDraw.Graphic.16" ShapeID="4097" DrawAspect="Content" ObjectID="_1854258528" r:id="rId2"/>
       </w:object>
     </w:r>
+  </w:p>
+</w:hdr>
+</file>
+
+<file path=word/header3.xml><?xml version="1.0" encoding="utf-8"?>
+<w:hdr xmlns:wpc="http://schemas.microsoft.com/office/word/2010/wordprocessingCanvas" xmlns:cx="http://schemas.microsoft.com/office/drawing/2014/chartex" xmlns:cx1="http://schemas.microsoft.com/office/drawing/2015/9/8/chartex" xmlns:cx2="http://schemas.microsoft.com/office/drawing/2015/10/21/chartex" xmlns:cx3="http://schemas.microsoft.com/office/drawing/2016/5/9/chartex" xmlns:cx4="http://schemas.microsoft.com/office/drawing/2016/5/10/chartex" xmlns:cx5="http://schemas.microsoft.com/office/drawing/2016/5/11/chartex" xmlns:cx6="http://schemas.microsoft.com/office/drawing/2016/5/12/chartex" xmlns:cx7="http://schemas.microsoft.com/office/drawing/2016/5/13/chartex" xmlns:cx8="http://schemas.microsoft.com/office/drawing/2016/5/14/chartex" xmlns:mc="http://schemas.openxmlformats.org/markup-compatibility/2006" xmlns:aink="http://schemas.microsoft.com/office/drawing/2016/ink" xmlns:am3d="http://schemas.microsoft.com/office/drawing/2017/model3d" xmlns:o="urn:schemas-microsoft-com:office:office" xmlns:r="http://schemas.openxmlformats.org/officeDocument/2006/relationships" xmlns:m="http://schemas.openxmlformats.org/officeDocument/2006/math" xmlns:v="urn:schemas-microsoft-com:vml" xmlns:wp14="http://schemas.microsoft.com/office/word/2010/wordprocessingDrawing" xmlns:wp="http://schemas.openxmlformats.org/drawingml/2006/wordprocessingDrawing" xmlns:w10="urn:schemas-microsoft-com:office:word" xmlns:w="http://schemas.openxmlformats.org/wordprocessingml/2006/main" xmlns:w14="http://schemas.microsoft.com/office/word/2010/wordml" xmlns:w15="http://schemas.microsoft.com/office/word/2012/wordml" xmlns:w16cex="http://schemas.microsoft.com/office/word/2018/wordml/cex" xmlns:w16cid="http://schemas.microsoft.com/office/word/2016/wordml/cid" xmlns:w16="http://schemas.microsoft.com/office/word/2018/wordml" xmlns:w16sdtdh="http://schemas.microsoft.com/office/word/2020/wordml/sdtdatahash" xmlns:w16se="http://schemas.microsoft.com/office/word/2015/wordml/symex" xmlns:wpg="http://schemas.microsoft.com/office/word/2010/wordprocessingGroup" xmlns:wpi="http://schemas.microsoft.com/office/word/2010/wordprocessingInk" xmlns:wne="http://schemas.microsoft.com/office/word/2006/wordml" xmlns:wps="http://schemas.microsoft.com/office/word/2010/wordprocessingShape" mc:Ignorable="w14 w15 w16se w16cid w16 w16cex w16sdtdh wp14">
+  <w:p>
+    <w:pPr>
+      <w:pStyle w:val="Header"/>
+    </w:pPr>
   </w:p>
 </w:hdr>
 </file>
@@ -3264,7 +3193,6 @@
     <w:name w:val="Normal (Web)"/>
     <w:basedOn w:val="Normal"/>
     <w:uiPriority w:val="99"/>
-    <w:semiHidden/>
     <w:unhideWhenUsed/>
     <w:rsid w:val="00416140"/>
     <w:pPr>

--- a/templates/template_preventif_mini.docx
+++ b/templates/template_preventif_mini.docx
@@ -2133,7 +2133,7 @@
         <v:shape id="4098" o:spid="_x0000_i1026" type="#_x0000_t75" style="width:450.75pt;height:6.75pt;visibility:visible;mso-wrap-distance-left:0;mso-wrap-distance-right:0">
           <v:imagedata r:id="rId1" o:title="" embosscolor="white"/>
         </v:shape>
-        <o:OLEObject Type="Embed" ProgID="CorelDraw.Graphic.16" ShapeID="4098" DrawAspect="Content" ObjectID="_1854258527" r:id="rId2"/>
+        <o:OLEObject Type="Embed" ProgID="CorelDraw.Graphic.16" ShapeID="4098" DrawAspect="Content" ObjectID="_1854707721" r:id="rId2"/>
       </w:object>
     </w:r>
     <w:r>
@@ -2158,61 +2158,7 @@
         <w:sz w:val="20"/>
         <w:szCs w:val="20"/>
       </w:rPr>
-      <w:t>KANTOR</w:t>
-    </w:r>
-    <w:r>
-      <w:rPr>
-        <w:rStyle w:val="apple-tab-span"/>
-        <w:color w:val="000000"/>
-        <w:sz w:val="20"/>
-        <w:szCs w:val="20"/>
-      </w:rPr>
-      <w:tab/>
-    </w:r>
-    <w:r>
-      <w:rPr>
-        <w:rStyle w:val="apple-tab-span"/>
-        <w:color w:val="000000"/>
-        <w:sz w:val="20"/>
-        <w:szCs w:val="20"/>
-      </w:rPr>
-      <w:tab/>
-    </w:r>
-    <w:r>
-      <w:rPr>
-        <w:rStyle w:val="apple-tab-span"/>
-        <w:color w:val="000000"/>
-        <w:sz w:val="20"/>
-        <w:szCs w:val="20"/>
-      </w:rPr>
-      <w:tab/>
-    </w:r>
-    <w:r>
-      <w:rPr>
-        <w:rStyle w:val="apple-tab-span"/>
-        <w:color w:val="000000"/>
-        <w:sz w:val="20"/>
-        <w:szCs w:val="20"/>
-      </w:rPr>
-      <w:tab/>
-    </w:r>
-    <w:r>
-      <w:rPr>
-        <w:rStyle w:val="apple-tab-span"/>
-        <w:color w:val="000000"/>
-        <w:sz w:val="20"/>
-        <w:szCs w:val="20"/>
-      </w:rPr>
-      <w:tab/>
-    </w:r>
-    <w:r>
-      <w:rPr>
-        <w:rStyle w:val="apple-tab-span"/>
-        <w:color w:val="000000"/>
-        <w:sz w:val="20"/>
-        <w:szCs w:val="20"/>
-      </w:rPr>
-      <w:tab/>
+      <w:t>Jl. Jakarta No.24, Kebonwaru, Batununggal</w:t>
     </w:r>
   </w:p>
   <w:p>
@@ -2226,34 +2172,92 @@
         <w:sz w:val="20"/>
         <w:szCs w:val="20"/>
       </w:rPr>
-      <w:t>Jl. Jakarta No. 24, Bandung 40272</w:t>
+      <w:t>Kota Bandung 40272</w:t>
     </w:r>
+  </w:p>
+  <w:p>
+    <w:pPr>
+      <w:pStyle w:val="NormalWeb"/>
+      <w:spacing w:before="0" w:beforeAutospacing="0" w:after="0" w:afterAutospacing="0"/>
+    </w:pPr>
     <w:r>
       <w:rPr>
-        <w:rStyle w:val="apple-tab-span"/>
         <w:color w:val="000000"/>
         <w:sz w:val="20"/>
         <w:szCs w:val="20"/>
       </w:rPr>
-      <w:tab/>
+      <w:t xml:space="preserve">Email: </w:t>
     </w:r>
+    <w:hyperlink r:id="rId3" w:history="1">
+      <w:r>
+        <w:rPr>
+          <w:rStyle w:val="Hyperlink"/>
+          <w:color w:val="000000"/>
+          <w:sz w:val="20"/>
+          <w:szCs w:val="20"/>
+        </w:rPr>
+        <w:t>info@getsensync.com</w:t>
+      </w:r>
+      <w:r>
+        <w:rPr>
+          <w:rStyle w:val="apple-tab-span"/>
+          <w:rFonts w:eastAsia="SimSun"/>
+          <w:color w:val="000000"/>
+          <w:sz w:val="20"/>
+          <w:szCs w:val="20"/>
+        </w:rPr>
+        <w:tab/>
+      </w:r>
+      <w:r>
+        <w:rPr>
+          <w:rStyle w:val="apple-tab-span"/>
+          <w:rFonts w:eastAsia="SimSun"/>
+          <w:color w:val="000000"/>
+          <w:sz w:val="20"/>
+          <w:szCs w:val="20"/>
+        </w:rPr>
+        <w:tab/>
+      </w:r>
+      <w:r>
+        <w:rPr>
+          <w:rStyle w:val="apple-tab-span"/>
+          <w:rFonts w:eastAsia="SimSun"/>
+          <w:color w:val="000000"/>
+          <w:sz w:val="20"/>
+          <w:szCs w:val="20"/>
+        </w:rPr>
+        <w:tab/>
+      </w:r>
+    </w:hyperlink>
+  </w:p>
+  <w:p>
+    <w:pPr>
+      <w:pStyle w:val="NormalWeb"/>
+      <w:spacing w:before="0" w:beforeAutospacing="0" w:after="0" w:afterAutospacing="0"/>
+    </w:pPr>
     <w:r>
       <w:rPr>
-        <w:rStyle w:val="apple-tab-span"/>
         <w:color w:val="000000"/>
         <w:sz w:val="20"/>
         <w:szCs w:val="20"/>
       </w:rPr>
-      <w:tab/>
+      <w:t>http</w:t>
     </w:r>
     <w:r>
       <w:rPr>
-        <w:rStyle w:val="apple-tab-span"/>
         <w:color w:val="000000"/>
         <w:sz w:val="20"/>
         <w:szCs w:val="20"/>
       </w:rPr>
-      <w:tab/>
+      <w:t>s</w:t>
+    </w:r>
+    <w:r>
+      <w:rPr>
+        <w:color w:val="000000"/>
+        <w:sz w:val="20"/>
+        <w:szCs w:val="20"/>
+      </w:rPr>
+      <w:t>://www.getsensync.com</w:t>
     </w:r>
   </w:p>
   <w:p>
@@ -2266,15 +2270,6 @@
         <w:szCs w:val="20"/>
       </w:rPr>
     </w:pPr>
-    <w:r>
-      <w:rPr>
-        <w:color w:val="000000"/>
-        <w:sz w:val="20"/>
-        <w:szCs w:val="20"/>
-        <w:lang w:val="id-ID"/>
-      </w:rPr>
-      <w:t>www.getsensync.com</w:t>
-    </w:r>
     <w:r>
       <w:rPr>
         <w:rStyle w:val="apple-tab-span"/>
@@ -2380,7 +2375,7 @@
           <v:imagedata r:id="rId1" o:title="" embosscolor="white"/>
           <w10:wrap anchorx="margin"/>
         </v:shape>
-        <o:OLEObject Type="Embed" ProgID="CorelDraw.Graphic.16" ShapeID="4097" DrawAspect="Content" ObjectID="_1854258528" r:id="rId2"/>
+        <o:OLEObject Type="Embed" ProgID="CorelDraw.Graphic.16" ShapeID="4097" DrawAspect="Content" ObjectID="_1854707722" r:id="rId2"/>
       </w:object>
     </w:r>
   </w:p>
